--- a/docs/deep-dive-manuel-liaison.docx
+++ b/docs/deep-dive-manuel-liaison.docx
@@ -2,7 +2,7 @@
 <file path=word/document.xml><?xml version="1.0" encoding="utf-8"?>
 <w:document xmlns:w="http://schemas.openxmlformats.org/wordprocessingml/2006/main" xmlns:m="http://schemas.openxmlformats.org/officeDocument/2006/math" xmlns:r="http://schemas.openxmlformats.org/officeDocument/2006/relationships" xmlns:o="urn:schemas-microsoft-com:office:office" xmlns:v="urn:schemas-microsoft-com:vml" xmlns:w10="urn:schemas-microsoft-com:office:word" xmlns:a="http://schemas.openxmlformats.org/drawingml/2006/main" xmlns:pic="http://schemas.openxmlformats.org/drawingml/2006/picture" xmlns:wp="http://schemas.openxmlformats.org/drawingml/2006/wordprocessingDrawing">
   <w:body>
-    <w:bookmarkStart w:id="49" w:name="manuel-dutilisation--liaison-pièces"/>
+    <w:bookmarkStart w:id="38" w:name="manuel-dutilisation--liaison-pièces"/>
     <w:p>
       <w:pPr>
         <w:pStyle w:val="Heading1"/>
@@ -84,7 +84,7 @@
         </w:pict>
       </w:r>
     </w:p>
-    <w:bookmarkStart w:id="20" w:name="à-qui-sadresse-ce-document"/>
+    <w:bookmarkStart w:id="9" w:name="à-qui-sadresse-ce-document"/>
     <w:p>
       <w:pPr>
         <w:pStyle w:val="Heading2"/>
@@ -129,8 +129,8 @@
         </w:pict>
       </w:r>
     </w:p>
-    <w:bookmarkEnd w:id="20"/>
-    <w:bookmarkStart w:id="21" w:name="table-des-matières"/>
+    <w:bookmarkEnd w:id="9"/>
+    <w:bookmarkStart w:id="10" w:name="table-des-matières"/>
     <w:p>
       <w:pPr>
         <w:pStyle w:val="Heading2"/>
@@ -350,8 +350,8 @@
         </w:pict>
       </w:r>
     </w:p>
-    <w:bookmarkEnd w:id="21"/>
-    <w:bookmarkStart w:id="22" w:name="Xef82784e60c357660802af90fdddd6453ff4945"/>
+    <w:bookmarkEnd w:id="10"/>
+    <w:bookmarkStart w:id="11" w:name="Xef82784e60c357660802af90fdddd6453ff4945"/>
     <w:p>
       <w:pPr>
         <w:pStyle w:val="Heading2"/>
@@ -501,8 +501,8 @@
         </w:pict>
       </w:r>
     </w:p>
-    <w:bookmarkEnd w:id="22"/>
-    <w:bookmarkStart w:id="26" w:name="Xb13f330a6fa486f5acdc47a35b1bd1bdc237a21"/>
+    <w:bookmarkEnd w:id="11"/>
+    <w:bookmarkStart w:id="15" w:name="Xb13f330a6fa486f5acdc47a35b1bd1bdc237a21"/>
     <w:p>
       <w:pPr>
         <w:pStyle w:val="Heading2"/>
@@ -511,7 +511,7 @@
         <w:t xml:space="preserve">2. Connexion et accès au tableau de bord</w:t>
       </w:r>
     </w:p>
-    <w:bookmarkStart w:id="23" w:name="première-connexion"/>
+    <w:bookmarkStart w:id="12" w:name="première-connexion"/>
     <w:p>
       <w:pPr>
         <w:pStyle w:val="Heading3"/>
@@ -595,8 +595,8 @@
         <w:t xml:space="preserve">doit être attribué par un administrateur Pièces. Sans ce rôle, l'espace Liaison est inaccessible.</w:t>
       </w:r>
     </w:p>
-    <w:bookmarkEnd w:id="23"/>
-    <w:bookmarkStart w:id="24" w:name="accéder-à-lespace-liaison"/>
+    <w:bookmarkEnd w:id="12"/>
+    <w:bookmarkStart w:id="13" w:name="accéder-à-lespace-liaison"/>
     <w:p>
       <w:pPr>
         <w:pStyle w:val="Heading3"/>
@@ -755,8 +755,8 @@
         <w:t xml:space="preserve">.</w:t>
       </w:r>
     </w:p>
-    <w:bookmarkEnd w:id="24"/>
-    <w:bookmarkStart w:id="25" w:name="changer-de-contexte"/>
+    <w:bookmarkEnd w:id="13"/>
+    <w:bookmarkStart w:id="14" w:name="changer-de-contexte"/>
     <w:p>
       <w:pPr>
         <w:pStyle w:val="Heading3"/>
@@ -822,9 +822,9 @@
         </w:pict>
       </w:r>
     </w:p>
-    <w:bookmarkEnd w:id="25"/>
-    <w:bookmarkEnd w:id="26"/>
-    <w:bookmarkStart w:id="27" w:name="Xcccabe0b2358512fd693ccc289ace883a6f4817"/>
+    <w:bookmarkEnd w:id="14"/>
+    <w:bookmarkEnd w:id="15"/>
+    <w:bookmarkStart w:id="16" w:name="Xcccabe0b2358512fd693ccc289ace883a6f4817"/>
     <w:p>
       <w:pPr>
         <w:pStyle w:val="Heading2"/>
@@ -1096,8 +1096,8 @@
         </w:pict>
       </w:r>
     </w:p>
-    <w:bookmarkEnd w:id="27"/>
-    <w:bookmarkStart w:id="30" w:name="X092761085ebabd06212466505d798800833670f"/>
+    <w:bookmarkEnd w:id="16"/>
+    <w:bookmarkStart w:id="19" w:name="X092761085ebabd06212466505d798800833670f"/>
     <w:p>
       <w:pPr>
         <w:pStyle w:val="Heading2"/>
@@ -1106,7 +1106,7 @@
         <w:t xml:space="preserve">4. Onboarder un nouveau vendeur</w:t>
       </w:r>
     </w:p>
-    <w:bookmarkStart w:id="28" w:name="étape-par-étape"/>
+    <w:bookmarkStart w:id="17" w:name="étape-par-étape"/>
     <w:p>
       <w:pPr>
         <w:pStyle w:val="Heading3"/>
@@ -1519,8 +1519,8 @@
         <w:t xml:space="preserve">du Liaison avec un badge orange "En attente d'activation".</w:t>
       </w:r>
     </w:p>
-    <w:bookmarkEnd w:id="28"/>
-    <w:bookmarkStart w:id="29" w:name="activer-le-vendeur"/>
+    <w:bookmarkEnd w:id="17"/>
+    <w:bookmarkStart w:id="18" w:name="activer-le-vendeur"/>
     <w:p>
       <w:pPr>
         <w:pStyle w:val="Heading3"/>
@@ -1618,9 +1618,9 @@
         </w:pict>
       </w:r>
     </w:p>
-    <w:bookmarkEnd w:id="29"/>
-    <w:bookmarkEnd w:id="30"/>
-    <w:bookmarkStart w:id="32" w:name="Xc054165293ab4060396782f88f62f89fd72a249"/>
+    <w:bookmarkEnd w:id="18"/>
+    <w:bookmarkEnd w:id="19"/>
+    <w:bookmarkStart w:id="21" w:name="Xc054165293ab4060396782f88f62f89fd72a249"/>
     <w:p>
       <w:pPr>
         <w:pStyle w:val="Heading2"/>
@@ -2000,7 +2000,7 @@
         <w:t xml:space="preserve">dans le catalogue public.</w:t>
       </w:r>
     </w:p>
-    <w:bookmarkStart w:id="31" w:name="photos"/>
+    <w:bookmarkStart w:id="20" w:name="photos"/>
     <w:p>
       <w:pPr>
         <w:pStyle w:val="Heading3"/>
@@ -2024,9 +2024,9 @@
         </w:pict>
       </w:r>
     </w:p>
-    <w:bookmarkEnd w:id="31"/>
-    <w:bookmarkEnd w:id="32"/>
-    <w:bookmarkStart w:id="36" w:name="X1fdfb4ab5f1f454a77c5f0b2ec3251babb69e4e"/>
+    <w:bookmarkEnd w:id="20"/>
+    <w:bookmarkEnd w:id="21"/>
+    <w:bookmarkStart w:id="25" w:name="X1fdfb4ab5f1f454a77c5f0b2ec3251babb69e4e"/>
     <w:p>
       <w:pPr>
         <w:pStyle w:val="Heading2"/>
@@ -2075,7 +2075,7 @@
         <w:t xml:space="preserve">lors de l'onboarding ou de l'ajout de chaque pièce.</w:t>
       </w:r>
     </w:p>
-    <w:bookmarkStart w:id="33" w:name="comment-fixer-le-montant"/>
+    <w:bookmarkStart w:id="22" w:name="comment-fixer-le-montant"/>
     <w:p>
       <w:pPr>
         <w:pStyle w:val="Heading3"/>
@@ -2187,8 +2187,8 @@
         <w:t xml:space="preserve">du prix de vente, souvent autour de 8 %. Cela peut varier selon les vendeurs et les types de pièces ; à terme, les données collectées permettront d'affiner.</w:t>
       </w:r>
     </w:p>
-    <w:bookmarkEnd w:id="33"/>
-    <w:bookmarkStart w:id="34" w:name="plancher-de-sécurité"/>
+    <w:bookmarkEnd w:id="22"/>
+    <w:bookmarkStart w:id="23" w:name="plancher-de-sécurité"/>
     <w:p>
       <w:pPr>
         <w:pStyle w:val="Heading3"/>
@@ -2271,8 +2271,8 @@
         <w:t xml:space="preserve">, pas une cible commerciale. La cible commerciale est celle qu'on a négociée avec le vendeur.</w:t>
       </w:r>
     </w:p>
-    <w:bookmarkEnd w:id="34"/>
-    <w:bookmarkStart w:id="35" w:name="X938cc4b0ba0e92b6c51dda7c2f2f6790d3e0085"/>
+    <w:bookmarkEnd w:id="23"/>
+    <w:bookmarkStart w:id="24" w:name="X938cc4b0ba0e92b6c51dda7c2f2f6790d3e0085"/>
     <w:p>
       <w:pPr>
         <w:pStyle w:val="Heading3"/>
@@ -2312,9 +2312,9 @@
         </w:pict>
       </w:r>
     </w:p>
-    <w:bookmarkEnd w:id="35"/>
-    <w:bookmarkEnd w:id="36"/>
-    <w:bookmarkStart w:id="40" w:name="X0cfa6e42ab7eb24fef3db5fc0847ca345d136f1"/>
+    <w:bookmarkEnd w:id="24"/>
+    <w:bookmarkEnd w:id="25"/>
+    <w:bookmarkStart w:id="29" w:name="X0cfa6e42ab7eb24fef3db5fc0847ca345d136f1"/>
     <w:p>
       <w:pPr>
         <w:pStyle w:val="Heading2"/>
@@ -2344,7 +2344,7 @@
         <w:t xml:space="preserve">. C'est ce qui distingue une simple proposition d'un accord engageant.</w:t>
       </w:r>
     </w:p>
-    <w:bookmarkStart w:id="37" w:name="workflow"/>
+    <w:bookmarkStart w:id="26" w:name="workflow"/>
     <w:p>
       <w:pPr>
         <w:pStyle w:val="Heading3"/>
@@ -2487,8 +2487,8 @@
         <w:t xml:space="preserve">.</w:t>
       </w:r>
     </w:p>
-    <w:bookmarkEnd w:id="37"/>
-    <w:bookmarkStart w:id="38" w:name="visualiser-le-statut"/>
+    <w:bookmarkEnd w:id="26"/>
+    <w:bookmarkStart w:id="27" w:name="visualiser-le-statut"/>
     <w:p>
       <w:pPr>
         <w:pStyle w:val="Heading3"/>
@@ -2605,8 +2605,8 @@
         <w:t xml:space="preserve">affiche le compteur global (et s'allume en orange dès qu'il y a une commission en attente).</w:t>
       </w:r>
     </w:p>
-    <w:bookmarkEnd w:id="38"/>
-    <w:bookmarkStart w:id="39" w:name="règle-automatique"/>
+    <w:bookmarkEnd w:id="27"/>
+    <w:bookmarkStart w:id="28" w:name="règle-automatique"/>
     <w:p>
       <w:pPr>
         <w:pStyle w:val="Heading3"/>
@@ -2667,9 +2667,9 @@
         </w:pict>
       </w:r>
     </w:p>
-    <w:bookmarkEnd w:id="39"/>
-    <w:bookmarkEnd w:id="40"/>
-    <w:bookmarkStart w:id="41" w:name="X8415148df7315cff8f1445153f691bb00b1fdd3"/>
+    <w:bookmarkEnd w:id="28"/>
+    <w:bookmarkEnd w:id="29"/>
+    <w:bookmarkStart w:id="30" w:name="X8415148df7315cff8f1445153f691bb00b1fdd3"/>
     <w:p>
       <w:pPr>
         <w:pStyle w:val="Heading2"/>
@@ -2891,8 +2891,8 @@
         </w:pict>
       </w:r>
     </w:p>
-    <w:bookmarkEnd w:id="41"/>
-    <w:bookmarkStart w:id="42" w:name="Xf28a4ca483dafbb8db9b5a20ed53cdc83debfac"/>
+    <w:bookmarkEnd w:id="30"/>
+    <w:bookmarkStart w:id="31" w:name="Xf28a4ca483dafbb8db9b5a20ed53cdc83debfac"/>
     <w:p>
       <w:pPr>
         <w:pStyle w:val="Heading2"/>
@@ -3075,8 +3075,8 @@
         </w:pict>
       </w:r>
     </w:p>
-    <w:bookmarkEnd w:id="42"/>
-    <w:bookmarkStart w:id="43" w:name="X000b37cb40e53d7bab47580d935df7634ad80e9"/>
+    <w:bookmarkEnd w:id="31"/>
+    <w:bookmarkStart w:id="32" w:name="X000b37cb40e53d7bab47580d935df7634ad80e9"/>
     <w:p>
       <w:pPr>
         <w:pStyle w:val="Heading2"/>
@@ -3309,8 +3309,8 @@
         </w:pict>
       </w:r>
     </w:p>
-    <w:bookmarkEnd w:id="43"/>
-    <w:bookmarkStart w:id="46" w:name="X9463a526ce0b230316ab266b51dc8420adfd57c"/>
+    <w:bookmarkEnd w:id="32"/>
+    <w:bookmarkStart w:id="35" w:name="X9463a526ce0b230316ab266b51dc8420adfd57c"/>
     <w:p>
       <w:pPr>
         <w:pStyle w:val="Heading2"/>
@@ -3319,7 +3319,7 @@
         <w:t xml:space="preserve">11. Bonnes pratiques et erreurs à éviter</w:t>
       </w:r>
     </w:p>
-    <w:bookmarkStart w:id="44" w:name="à-faire-systématiquement"/>
+    <w:bookmarkStart w:id="33" w:name="à-faire-systématiquement"/>
     <w:p>
       <w:pPr>
         <w:pStyle w:val="Heading3"/>
@@ -3438,8 +3438,8 @@
         <w:t xml:space="preserve">quand le vendeur étend son rayon.</w:t>
       </w:r>
     </w:p>
-    <w:bookmarkEnd w:id="44"/>
-    <w:bookmarkStart w:id="45" w:name="à-éviter"/>
+    <w:bookmarkEnd w:id="33"/>
+    <w:bookmarkStart w:id="34" w:name="à-éviter"/>
     <w:p>
       <w:pPr>
         <w:pStyle w:val="Heading3"/>
@@ -3515,9 +3515,9 @@
         </w:pict>
       </w:r>
     </w:p>
-    <w:bookmarkEnd w:id="45"/>
-    <w:bookmarkEnd w:id="46"/>
-    <w:bookmarkStart w:id="47" w:name="X9926e109b1acf5829590e67183508910bbfe874"/>
+    <w:bookmarkEnd w:id="34"/>
+    <w:bookmarkEnd w:id="35"/>
+    <w:bookmarkStart w:id="36" w:name="X9926e109b1acf5829590e67183508910bbfe874"/>
     <w:p>
       <w:pPr>
         <w:pStyle w:val="Heading2"/>
@@ -3747,8 +3747,8 @@
         </w:pict>
       </w:r>
     </w:p>
-    <w:bookmarkEnd w:id="47"/>
-    <w:bookmarkStart w:id="48" w:name="annexe--référence-rapide-des-écrans"/>
+    <w:bookmarkEnd w:id="36"/>
+    <w:bookmarkStart w:id="37" w:name="annexe--référence-rapide-des-écrans"/>
     <w:p>
       <w:pPr>
         <w:pStyle w:val="Heading2"/>
@@ -4003,9 +4003,13 @@
         <w:t xml:space="preserve">Document interne Pièces — à conserver et à transmettre à tout nouveau Liaison rejoignant l'équipe.</w:t>
       </w:r>
     </w:p>
-    <w:bookmarkEnd w:id="48"/>
-    <w:bookmarkEnd w:id="49"/>
-    <w:sectPr/>
+    <w:bookmarkEnd w:id="37"/>
+    <w:bookmarkEnd w:id="38"/>
+    <w:sectPr>
+      <w:footnotePr>
+        <w:numRestart w:val="eachSect"/>
+      </w:footnotePr>
+    </w:sectPr>
   </w:body>
 </w:document>
 </file>
@@ -4592,10 +4596,10 @@
   <w:docDefaults>
     <w:rPrDefault>
       <w:rPr>
-        <w:rFonts w:asciiTheme="minorHAnsi" w:cstheme="minorBidi" w:eastAsiaTheme="minorHAnsi" w:hAnsiTheme="minorHAnsi"/>
+        <w:rFonts w:asciiTheme="minorHAnsi" w:cstheme="minorBidi" w:eastAsiaTheme="minorEastAsia" w:hAnsiTheme="minorHAnsi"/>
         <w:sz w:val="24"/>
         <w:szCs w:val="24"/>
-        <w:lang w:bidi="ar-SA" w:eastAsia="en-US" w:val="en-US"/>
+        <w:lang w:bidi="ar-SA" w:eastAsia="zh-CN" w:val="en-US"/>
       </w:rPr>
     </w:rPrDefault>
     <w:pPrDefault>
@@ -4647,8 +4651,6 @@
     </w:pPr>
     <w:rPr>
       <w:rFonts w:asciiTheme="majorHAnsi" w:cstheme="majorBidi" w:eastAsiaTheme="majorEastAsia" w:hAnsiTheme="majorHAnsi"/>
-      <w:spacing w:val="-10"/>
-      <w:kern w:val="28"/>
       <w:sz w:val="56"/>
       <w:szCs w:val="56"/>
     </w:rPr>
@@ -4661,8 +4663,6 @@
     <w:rsid w:val="00A10FD9"/>
     <w:rPr>
       <w:rFonts w:asciiTheme="majorHAnsi" w:cstheme="majorBidi" w:eastAsiaTheme="majorEastAsia" w:hAnsiTheme="majorHAnsi"/>
-      <w:spacing w:val="-10"/>
-      <w:kern w:val="28"/>
       <w:sz w:val="56"/>
       <w:szCs w:val="56"/>
     </w:rPr>
@@ -4703,23 +4703,31 @@
   </w:style>
   <w:style w:customStyle="1" w:styleId="Author" w:type="paragraph">
     <w:name w:val="Author"/>
+    <w:basedOn w:val="Title"/>
     <w:next w:val="BodyText"/>
     <w:qFormat/>
     <w:pPr>
       <w:keepNext/>
       <w:keepLines/>
-      <w:jc w:val="center"/>
     </w:pPr>
+    <w:rPr>
+      <w:sz w:val="24"/>
+      <w:szCs w:val="24"/>
+    </w:rPr>
   </w:style>
   <w:style w:styleId="Date" w:type="paragraph">
     <w:name w:val="Date"/>
+    <w:basedOn w:val="Title"/>
     <w:next w:val="BodyText"/>
     <w:qFormat/>
     <w:pPr>
       <w:keepNext/>
       <w:keepLines/>
-      <w:jc w:val="center"/>
     </w:pPr>
+    <w:rPr>
+      <w:sz w:val="24"/>
+      <w:szCs w:val="24"/>
+    </w:rPr>
   </w:style>
   <w:style w:customStyle="1" w:styleId="AbstractTitle" w:type="paragraph">
     <w:name w:val="Abstract Title"/>
@@ -5132,13 +5140,6 @@
       </w:tblCellMar>
     </w:tblPr>
     <w:tblStylePr w:type="firstRow">
-      <w:tblPr>
-        <w:jc w:val="left"/>
-        <w:tblInd w:type="dxa" w:w="0"/>
-      </w:tblPr>
-      <w:trPr>
-        <w:jc w:val="left"/>
-      </w:trPr>
       <w:tcPr>
         <w:tcBorders>
           <w:bottom w:val="single"/>

--- a/docs/deep-dive-manuel-liaison.docx
+++ b/docs/deep-dive-manuel-liaison.docx
@@ -2,7 +2,7 @@
 <file path=word/document.xml><?xml version="1.0" encoding="utf-8"?>
 <w:document xmlns:w="http://schemas.openxmlformats.org/wordprocessingml/2006/main" xmlns:m="http://schemas.openxmlformats.org/officeDocument/2006/math" xmlns:r="http://schemas.openxmlformats.org/officeDocument/2006/relationships" xmlns:o="urn:schemas-microsoft-com:office:office" xmlns:v="urn:schemas-microsoft-com:vml" xmlns:w10="urn:schemas-microsoft-com:office:word" xmlns:a="http://schemas.openxmlformats.org/drawingml/2006/main" xmlns:pic="http://schemas.openxmlformats.org/drawingml/2006/picture" xmlns:wp="http://schemas.openxmlformats.org/drawingml/2006/wordprocessingDrawing">
   <w:body>
-    <w:bookmarkStart w:id="38" w:name="manuel-dutilisation--liaison-pièces"/>
+    <w:bookmarkStart w:id="49" w:name="manuel-dutilisation--liaison-pièces"/>
     <w:p>
       <w:pPr>
         <w:pStyle w:val="Heading1"/>
@@ -84,7 +84,7 @@
         </w:pict>
       </w:r>
     </w:p>
-    <w:bookmarkStart w:id="9" w:name="à-qui-sadresse-ce-document"/>
+    <w:bookmarkStart w:id="20" w:name="à-qui-sadresse-ce-document"/>
     <w:p>
       <w:pPr>
         <w:pStyle w:val="Heading2"/>
@@ -129,8 +129,8 @@
         </w:pict>
       </w:r>
     </w:p>
-    <w:bookmarkEnd w:id="9"/>
-    <w:bookmarkStart w:id="10" w:name="table-des-matières"/>
+    <w:bookmarkEnd w:id="20"/>
+    <w:bookmarkStart w:id="21" w:name="table-des-matières"/>
     <w:p>
       <w:pPr>
         <w:pStyle w:val="Heading2"/>
@@ -350,8 +350,8 @@
         </w:pict>
       </w:r>
     </w:p>
-    <w:bookmarkEnd w:id="10"/>
-    <w:bookmarkStart w:id="11" w:name="Xef82784e60c357660802af90fdddd6453ff4945"/>
+    <w:bookmarkEnd w:id="21"/>
+    <w:bookmarkStart w:id="22" w:name="Xef82784e60c357660802af90fdddd6453ff4945"/>
     <w:p>
       <w:pPr>
         <w:pStyle w:val="Heading2"/>
@@ -501,8 +501,8 @@
         </w:pict>
       </w:r>
     </w:p>
-    <w:bookmarkEnd w:id="11"/>
-    <w:bookmarkStart w:id="15" w:name="Xb13f330a6fa486f5acdc47a35b1bd1bdc237a21"/>
+    <w:bookmarkEnd w:id="22"/>
+    <w:bookmarkStart w:id="26" w:name="Xb13f330a6fa486f5acdc47a35b1bd1bdc237a21"/>
     <w:p>
       <w:pPr>
         <w:pStyle w:val="Heading2"/>
@@ -511,7 +511,7 @@
         <w:t xml:space="preserve">2. Connexion et accès au tableau de bord</w:t>
       </w:r>
     </w:p>
-    <w:bookmarkStart w:id="12" w:name="première-connexion"/>
+    <w:bookmarkStart w:id="23" w:name="première-connexion"/>
     <w:p>
       <w:pPr>
         <w:pStyle w:val="Heading3"/>
@@ -595,8 +595,8 @@
         <w:t xml:space="preserve">doit être attribué par un administrateur Pièces. Sans ce rôle, l'espace Liaison est inaccessible.</w:t>
       </w:r>
     </w:p>
-    <w:bookmarkEnd w:id="12"/>
-    <w:bookmarkStart w:id="13" w:name="accéder-à-lespace-liaison"/>
+    <w:bookmarkEnd w:id="23"/>
+    <w:bookmarkStart w:id="24" w:name="accéder-à-lespace-liaison"/>
     <w:p>
       <w:pPr>
         <w:pStyle w:val="Heading3"/>
@@ -755,8 +755,8 @@
         <w:t xml:space="preserve">.</w:t>
       </w:r>
     </w:p>
-    <w:bookmarkEnd w:id="13"/>
-    <w:bookmarkStart w:id="14" w:name="changer-de-contexte"/>
+    <w:bookmarkEnd w:id="24"/>
+    <w:bookmarkStart w:id="25" w:name="changer-de-contexte"/>
     <w:p>
       <w:pPr>
         <w:pStyle w:val="Heading3"/>
@@ -822,9 +822,9 @@
         </w:pict>
       </w:r>
     </w:p>
-    <w:bookmarkEnd w:id="14"/>
-    <w:bookmarkEnd w:id="15"/>
-    <w:bookmarkStart w:id="16" w:name="Xcccabe0b2358512fd693ccc289ace883a6f4817"/>
+    <w:bookmarkEnd w:id="25"/>
+    <w:bookmarkEnd w:id="26"/>
+    <w:bookmarkStart w:id="27" w:name="Xcccabe0b2358512fd693ccc289ace883a6f4817"/>
     <w:p>
       <w:pPr>
         <w:pStyle w:val="Heading2"/>
@@ -1096,8 +1096,8 @@
         </w:pict>
       </w:r>
     </w:p>
-    <w:bookmarkEnd w:id="16"/>
-    <w:bookmarkStart w:id="19" w:name="X092761085ebabd06212466505d798800833670f"/>
+    <w:bookmarkEnd w:id="27"/>
+    <w:bookmarkStart w:id="30" w:name="X092761085ebabd06212466505d798800833670f"/>
     <w:p>
       <w:pPr>
         <w:pStyle w:val="Heading2"/>
@@ -1106,7 +1106,7 @@
         <w:t xml:space="preserve">4. Onboarder un nouveau vendeur</w:t>
       </w:r>
     </w:p>
-    <w:bookmarkStart w:id="17" w:name="étape-par-étape"/>
+    <w:bookmarkStart w:id="28" w:name="étape-par-étape"/>
     <w:p>
       <w:pPr>
         <w:pStyle w:val="Heading3"/>
@@ -1519,8 +1519,8 @@
         <w:t xml:space="preserve">du Liaison avec un badge orange "En attente d'activation".</w:t>
       </w:r>
     </w:p>
-    <w:bookmarkEnd w:id="17"/>
-    <w:bookmarkStart w:id="18" w:name="activer-le-vendeur"/>
+    <w:bookmarkEnd w:id="28"/>
+    <w:bookmarkStart w:id="29" w:name="activer-le-vendeur"/>
     <w:p>
       <w:pPr>
         <w:pStyle w:val="Heading3"/>
@@ -1618,9 +1618,9 @@
         </w:pict>
       </w:r>
     </w:p>
-    <w:bookmarkEnd w:id="18"/>
-    <w:bookmarkEnd w:id="19"/>
-    <w:bookmarkStart w:id="21" w:name="Xc054165293ab4060396782f88f62f89fd72a249"/>
+    <w:bookmarkEnd w:id="29"/>
+    <w:bookmarkEnd w:id="30"/>
+    <w:bookmarkStart w:id="32" w:name="Xc054165293ab4060396782f88f62f89fd72a249"/>
     <w:p>
       <w:pPr>
         <w:pStyle w:val="Heading2"/>
@@ -2000,7 +2000,7 @@
         <w:t xml:space="preserve">dans le catalogue public.</w:t>
       </w:r>
     </w:p>
-    <w:bookmarkStart w:id="20" w:name="photos"/>
+    <w:bookmarkStart w:id="31" w:name="photos"/>
     <w:p>
       <w:pPr>
         <w:pStyle w:val="Heading3"/>
@@ -2024,9 +2024,9 @@
         </w:pict>
       </w:r>
     </w:p>
-    <w:bookmarkEnd w:id="20"/>
-    <w:bookmarkEnd w:id="21"/>
-    <w:bookmarkStart w:id="25" w:name="X1fdfb4ab5f1f454a77c5f0b2ec3251babb69e4e"/>
+    <w:bookmarkEnd w:id="31"/>
+    <w:bookmarkEnd w:id="32"/>
+    <w:bookmarkStart w:id="36" w:name="X1fdfb4ab5f1f454a77c5f0b2ec3251babb69e4e"/>
     <w:p>
       <w:pPr>
         <w:pStyle w:val="Heading2"/>
@@ -2075,7 +2075,7 @@
         <w:t xml:space="preserve">lors de l'onboarding ou de l'ajout de chaque pièce.</w:t>
       </w:r>
     </w:p>
-    <w:bookmarkStart w:id="22" w:name="comment-fixer-le-montant"/>
+    <w:bookmarkStart w:id="33" w:name="comment-fixer-le-montant"/>
     <w:p>
       <w:pPr>
         <w:pStyle w:val="Heading3"/>
@@ -2187,8 +2187,8 @@
         <w:t xml:space="preserve">du prix de vente, souvent autour de 8 %. Cela peut varier selon les vendeurs et les types de pièces ; à terme, les données collectées permettront d'affiner.</w:t>
       </w:r>
     </w:p>
-    <w:bookmarkEnd w:id="22"/>
-    <w:bookmarkStart w:id="23" w:name="plancher-de-sécurité"/>
+    <w:bookmarkEnd w:id="33"/>
+    <w:bookmarkStart w:id="34" w:name="plancher-de-sécurité"/>
     <w:p>
       <w:pPr>
         <w:pStyle w:val="Heading3"/>
@@ -2271,8 +2271,8 @@
         <w:t xml:space="preserve">, pas une cible commerciale. La cible commerciale est celle qu'on a négociée avec le vendeur.</w:t>
       </w:r>
     </w:p>
-    <w:bookmarkEnd w:id="23"/>
-    <w:bookmarkStart w:id="24" w:name="X938cc4b0ba0e92b6c51dda7c2f2f6790d3e0085"/>
+    <w:bookmarkEnd w:id="34"/>
+    <w:bookmarkStart w:id="35" w:name="X938cc4b0ba0e92b6c51dda7c2f2f6790d3e0085"/>
     <w:p>
       <w:pPr>
         <w:pStyle w:val="Heading3"/>
@@ -2312,9 +2312,9 @@
         </w:pict>
       </w:r>
     </w:p>
-    <w:bookmarkEnd w:id="24"/>
-    <w:bookmarkEnd w:id="25"/>
-    <w:bookmarkStart w:id="29" w:name="X0cfa6e42ab7eb24fef3db5fc0847ca345d136f1"/>
+    <w:bookmarkEnd w:id="35"/>
+    <w:bookmarkEnd w:id="36"/>
+    <w:bookmarkStart w:id="40" w:name="X0cfa6e42ab7eb24fef3db5fc0847ca345d136f1"/>
     <w:p>
       <w:pPr>
         <w:pStyle w:val="Heading2"/>
@@ -2344,7 +2344,7 @@
         <w:t xml:space="preserve">. C'est ce qui distingue une simple proposition d'un accord engageant.</w:t>
       </w:r>
     </w:p>
-    <w:bookmarkStart w:id="26" w:name="workflow"/>
+    <w:bookmarkStart w:id="37" w:name="workflow"/>
     <w:p>
       <w:pPr>
         <w:pStyle w:val="Heading3"/>
@@ -2487,8 +2487,8 @@
         <w:t xml:space="preserve">.</w:t>
       </w:r>
     </w:p>
-    <w:bookmarkEnd w:id="26"/>
-    <w:bookmarkStart w:id="27" w:name="visualiser-le-statut"/>
+    <w:bookmarkEnd w:id="37"/>
+    <w:bookmarkStart w:id="38" w:name="visualiser-le-statut"/>
     <w:p>
       <w:pPr>
         <w:pStyle w:val="Heading3"/>
@@ -2605,8 +2605,8 @@
         <w:t xml:space="preserve">affiche le compteur global (et s'allume en orange dès qu'il y a une commission en attente).</w:t>
       </w:r>
     </w:p>
-    <w:bookmarkEnd w:id="27"/>
-    <w:bookmarkStart w:id="28" w:name="règle-automatique"/>
+    <w:bookmarkEnd w:id="38"/>
+    <w:bookmarkStart w:id="39" w:name="règle-automatique"/>
     <w:p>
       <w:pPr>
         <w:pStyle w:val="Heading3"/>
@@ -2667,9 +2667,9 @@
         </w:pict>
       </w:r>
     </w:p>
-    <w:bookmarkEnd w:id="28"/>
-    <w:bookmarkEnd w:id="29"/>
-    <w:bookmarkStart w:id="30" w:name="X8415148df7315cff8f1445153f691bb00b1fdd3"/>
+    <w:bookmarkEnd w:id="39"/>
+    <w:bookmarkEnd w:id="40"/>
+    <w:bookmarkStart w:id="41" w:name="X8415148df7315cff8f1445153f691bb00b1fdd3"/>
     <w:p>
       <w:pPr>
         <w:pStyle w:val="Heading2"/>
@@ -2891,8 +2891,8 @@
         </w:pict>
       </w:r>
     </w:p>
-    <w:bookmarkEnd w:id="30"/>
-    <w:bookmarkStart w:id="31" w:name="Xf28a4ca483dafbb8db9b5a20ed53cdc83debfac"/>
+    <w:bookmarkEnd w:id="41"/>
+    <w:bookmarkStart w:id="42" w:name="Xf28a4ca483dafbb8db9b5a20ed53cdc83debfac"/>
     <w:p>
       <w:pPr>
         <w:pStyle w:val="Heading2"/>
@@ -3038,7 +3038,7 @@
         <w:t xml:space="preserve"> </w:t>
       </w:r>
       <w:r>
-        <w:t xml:space="preserve">— une fois confirmée, l'escrow libère les fonds vers le vendeur. La commission Pièces est automatiquement prélevée.</w:t>
+        <w:t xml:space="preserve">— le vendeur est payé dès l'encaissement, commission déduite : à la commande si l'acheteur paie en ligne, à la remise s'il paie au livreur. Aucun fonds n'est bloqué, il n'y a pas de délai de reversement.</w:t>
       </w:r>
     </w:p>
     <w:p>
@@ -3075,8 +3075,8 @@
         </w:pict>
       </w:r>
     </w:p>
-    <w:bookmarkEnd w:id="31"/>
-    <w:bookmarkStart w:id="32" w:name="X000b37cb40e53d7bab47580d935df7634ad80e9"/>
+    <w:bookmarkEnd w:id="42"/>
+    <w:bookmarkStart w:id="43" w:name="X000b37cb40e53d7bab47580d935df7634ad80e9"/>
     <w:p>
       <w:pPr>
         <w:pStyle w:val="Heading2"/>
@@ -3309,8 +3309,8 @@
         </w:pict>
       </w:r>
     </w:p>
-    <w:bookmarkEnd w:id="32"/>
-    <w:bookmarkStart w:id="35" w:name="X9463a526ce0b230316ab266b51dc8420adfd57c"/>
+    <w:bookmarkEnd w:id="43"/>
+    <w:bookmarkStart w:id="46" w:name="X9463a526ce0b230316ab266b51dc8420adfd57c"/>
     <w:p>
       <w:pPr>
         <w:pStyle w:val="Heading2"/>
@@ -3319,7 +3319,7 @@
         <w:t xml:space="preserve">11. Bonnes pratiques et erreurs à éviter</w:t>
       </w:r>
     </w:p>
-    <w:bookmarkStart w:id="33" w:name="à-faire-systématiquement"/>
+    <w:bookmarkStart w:id="44" w:name="à-faire-systématiquement"/>
     <w:p>
       <w:pPr>
         <w:pStyle w:val="Heading3"/>
@@ -3438,8 +3438,8 @@
         <w:t xml:space="preserve">quand le vendeur étend son rayon.</w:t>
       </w:r>
     </w:p>
-    <w:bookmarkEnd w:id="33"/>
-    <w:bookmarkStart w:id="34" w:name="à-éviter"/>
+    <w:bookmarkEnd w:id="44"/>
+    <w:bookmarkStart w:id="45" w:name="à-éviter"/>
     <w:p>
       <w:pPr>
         <w:pStyle w:val="Heading3"/>
@@ -3515,9 +3515,9 @@
         </w:pict>
       </w:r>
     </w:p>
-    <w:bookmarkEnd w:id="34"/>
-    <w:bookmarkEnd w:id="35"/>
-    <w:bookmarkStart w:id="36" w:name="X9926e109b1acf5829590e67183508910bbfe874"/>
+    <w:bookmarkEnd w:id="45"/>
+    <w:bookmarkEnd w:id="46"/>
+    <w:bookmarkStart w:id="47" w:name="X9926e109b1acf5829590e67183508910bbfe874"/>
     <w:p>
       <w:pPr>
         <w:pStyle w:val="Heading2"/>
@@ -3747,8 +3747,8 @@
         </w:pict>
       </w:r>
     </w:p>
-    <w:bookmarkEnd w:id="36"/>
-    <w:bookmarkStart w:id="37" w:name="annexe--référence-rapide-des-écrans"/>
+    <w:bookmarkEnd w:id="47"/>
+    <w:bookmarkStart w:id="48" w:name="annexe--référence-rapide-des-écrans"/>
     <w:p>
       <w:pPr>
         <w:pStyle w:val="Heading2"/>
@@ -4003,8 +4003,8 @@
         <w:t xml:space="preserve">Document interne Pièces — à conserver et à transmettre à tout nouveau Liaison rejoignant l'équipe.</w:t>
       </w:r>
     </w:p>
-    <w:bookmarkEnd w:id="37"/>
-    <w:bookmarkEnd w:id="38"/>
+    <w:bookmarkEnd w:id="48"/>
+    <w:bookmarkEnd w:id="49"/>
     <w:sectPr>
       <w:footnotePr>
         <w:numRestart w:val="eachSect"/>
@@ -4596,10 +4596,10 @@
   <w:docDefaults>
     <w:rPrDefault>
       <w:rPr>
-        <w:rFonts w:asciiTheme="minorHAnsi" w:cstheme="minorBidi" w:eastAsiaTheme="minorEastAsia" w:hAnsiTheme="minorHAnsi"/>
+        <w:rFonts w:asciiTheme="minorHAnsi" w:cstheme="minorBidi" w:eastAsiaTheme="minorHAnsi" w:hAnsiTheme="minorHAnsi"/>
         <w:sz w:val="24"/>
         <w:szCs w:val="24"/>
-        <w:lang w:bidi="ar-SA" w:eastAsia="zh-CN" w:val="en-US"/>
+        <w:lang w:bidi="ar-SA" w:eastAsia="en-US" w:val="en-US"/>
       </w:rPr>
     </w:rPrDefault>
     <w:pPrDefault>
@@ -5140,6 +5140,13 @@
       </w:tblCellMar>
     </w:tblPr>
     <w:tblStylePr w:type="firstRow">
+      <w:tblPr>
+        <w:jc w:val="left"/>
+        <w:tblInd w:type="dxa" w:w="0"/>
+      </w:tblPr>
+      <w:trPr>
+        <w:jc w:val="left"/>
+      </w:trPr>
       <w:tcPr>
         <w:tcBorders>
           <w:bottom w:val="single"/>
